--- a/public/reports/ClawHub_10K_Boss_Brief_EN.docx
+++ b/public/reports/ClawHub_10K_Boss_Brief_EN.docx
@@ -24,12 +24,12 @@
     </w:p>
     <w:p>
       <w:r>
-        <w:t xml:space="preserve">- We analyzed 307 skills with 10K+ downloads and 182 authors.</w:t>
-      </w:r>
-    </w:p>
-    <w:p>
-      <w:r>
-        <w:t xml:space="preserve">- We identified 24 prolific authors and downloaded 274 top-sample archives.</w:t>
+        <w:t xml:space="preserve">- We analyzed 319 skills with 10K+ downloads and 190 authors.</w:t>
+      </w:r>
+    </w:p>
+    <w:p>
+      <w:r>
+        <w:t xml:space="preserve">- We identified 24 prolific authors and downloaded 316 top-sample archives.</w:t>
       </w:r>
     </w:p>
     <w:p>
@@ -174,7 +174,17 @@
     </w:p>
     <w:p>
       <w:r>
-        <w:t xml:space="preserve">- @steipete: totalSkills=53, 10kPlus=38, apiReuse=Medium, templateUsage=Medium</w:t>
+        <w:t xml:space="preserve">- @steipete: totalSkills=53, 10kPlus=40, apiReuse=Medium, templateUsage=Medium</w:t>
+      </w:r>
+    </w:p>
+    <w:p>
+      <w:r>
+        <w:t xml:space="preserve">- @byungkyu: totalSkills=131, 10kPlus=37, apiReuse=Medium, templateUsage=High</w:t>
+      </w:r>
+    </w:p>
+    <w:p>
+      <w:r>
+        <w:t xml:space="preserve">- @ivangdavila: totalSkills=120, 10kPlus=20, apiReuse=High, templateUsage=High</w:t>
       </w:r>
     </w:p>
     <w:p>
@@ -184,17 +194,7 @@
     </w:p>
     <w:p>
       <w:r>
-        <w:t xml:space="preserve">- @byungkyu: totalSkills=100, 10kPlus=6, apiReuse=Medium, templateUsage=High</w:t>
-      </w:r>
-    </w:p>
-    <w:p>
-      <w:r>
         <w:t xml:space="preserve">- @financial-ai-analyst: totalSkills=14, 10kPlus=4, apiReuse=Medium, templateUsage=Medium</w:t>
-      </w:r>
-    </w:p>
-    <w:p>
-      <w:r>
-        <w:t xml:space="preserve">- @gitgoodordietrying: totalSkills=24, 10kPlus=3, apiReuse=High, templateUsage=High</w:t>
       </w:r>
     </w:p>
     <w:sectPr>
